--- a/Part-Two-Ch08-A-New-Birth-of-Freedom/Lincoln's Assassination.docx
+++ b/Part-Two-Ch08-A-New-Birth-of-Freedom/Lincoln's Assassination.docx
@@ -9,25 +9,22 @@
         <w:tblLook w:firstColumn="1" w:firstRow="1" w:lastColumn="0" w:lastRow="0" w:noHBand="0" w:noVBand="1" w:val="04A0"/>
       </w:tblPr>
       <w:tblGrid>
-        <w:gridCol w:w="9936"/>
+        <w:gridCol w:w="10224"/>
       </w:tblGrid>
       <w:tr>
         <w:tc>
           <w:tcPr>
-            <w:tcW w:type="dxa" w:w="9936"/>
+            <w:tcW w:type="dxa" w:w="10224"/>
             <w:shd w:val="clear" w:fill="B1442F"/>
           </w:tcPr>
           <w:p>
-            <w:pPr>
-              <w:jc w:val="left"/>
-            </w:pPr>
             <w:r>
               <w:rPr>
                 <w:b/>
                 <w:color w:val="FFE6DE"/>
                 <w:sz w:val="18"/>
               </w:rPr>
-              <w:t>CHAPTER 8 · DEEP DIVE · A HOUSE DIVIDED</w:t>
+              <w:t>PROMISE &amp; PRACTICE  ·  DEEP DIVE  ·  SOURCE ANALYSIS</w:t>
             </w:r>
           </w:p>
           <w:p>
@@ -35,18 +32,19 @@
               <w:rPr>
                 <w:b/>
                 <w:color w:val="FFFFFF"/>
-                <w:sz w:val="40"/>
+                <w:sz w:val="42"/>
               </w:rPr>
-              <w:t>Lincoln's Assassination</w:t>
+              <w:t>Lincoln's Assassination — A House Divided</w:t>
             </w:r>
           </w:p>
           <w:p>
             <w:r>
               <w:rPr>
+                <w:i/>
                 <w:color w:val="FFE6DE"/>
-                <w:sz w:val="21"/>
+                <w:sz w:val="22"/>
               </w:rPr>
-              <w:t>Five days after the surrender, the man who had promised “malice toward none” was gone. April 1865.</w:t>
+              <w:t>The Bullet That Reshaped the Peace</w:t>
             </w:r>
           </w:p>
         </w:tc>
@@ -64,7 +62,7 @@
         <w:rPr>
           <w:sz w:val="21"/>
         </w:rPr>
-        <w:t xml:space="preserve">__________________________    </w:t>
+        <w:t xml:space="preserve">______________________________    </w:t>
       </w:r>
       <w:r>
         <w:rPr>
@@ -90,30 +88,177 @@
         <w:rPr>
           <w:sz w:val="21"/>
         </w:rPr>
-        <w:t>______________</w:t>
+        <w:t>________________</w:t>
+      </w:r>
+    </w:p>
+    <w:tbl>
+      <w:tblPr>
+        <w:tblW w:type="auto" w:w="0"/>
+        <w:tblLayout w:type="autofit"/>
+        <w:tblLook w:firstColumn="1" w:firstRow="1" w:lastColumn="0" w:lastRow="0" w:noHBand="0" w:noVBand="1" w:val="04A0"/>
+      </w:tblPr>
+      <w:tblGrid>
+        <w:gridCol w:w="10224"/>
+      </w:tblGrid>
+      <w:tr>
+        <w:tc>
+          <w:tcPr>
+            <w:tcW w:type="dxa" w:w="10224"/>
+            <w:shd w:val="clear" w:fill="f4c04e"/>
+          </w:tcPr>
+          <w:p>
+            <w:r>
+              <w:rPr>
+                <w:b/>
+                <w:color w:val="5A4512"/>
+                <w:sz w:val="19"/>
+              </w:rPr>
+              <w:t xml:space="preserve">WHAT I CAN DO TODAY   </w:t>
+            </w:r>
+            <w:r>
+              <w:rPr>
+                <w:color w:val="5A4512"/>
+                <w:sz w:val="21"/>
+              </w:rPr>
+              <w:t>I can read primary sources about Lincoln's Assassination — A House Divided, weigh who made each one and why, and use evidence to answer historical questions.</w:t>
+            </w:r>
+          </w:p>
+        </w:tc>
+      </w:tr>
+    </w:tbl>
+    <w:p>
+      <w:r>
+        <w:rPr>
+          <w:b/>
+          <w:color w:val="B1442F"/>
+        </w:rPr>
+        <w:t xml:space="preserve">Directions. </w:t>
+      </w:r>
+      <w:r>
+        <w:rPr>
+          <w:sz w:val="22"/>
+        </w:rPr>
+        <w:t>One event ripples far beyond itself. Read Lincoln's plan, then reason about what his death changed</w:t>
       </w:r>
     </w:p>
     <w:p/>
     <w:p>
       <w:r>
         <w:rPr>
+          <w:b/>
+          <w:color w:val="B1442F"/>
+          <w:sz w:val="26"/>
+        </w:rPr>
+        <w:t>THE SOURCES</w:t>
+      </w:r>
+    </w:p>
+    <w:p>
+      <w:pPr>
+        <w:spacing w:before="160"/>
+      </w:pPr>
+      <w:r>
+        <w:rPr>
+          <w:b/>
+          <w:color w:val="1C1714"/>
+          <w:sz w:val="23"/>
+        </w:rPr>
+        <w:t>THE IMAGE · APRIL 1865  —  Ford's Theatre in mourning</w:t>
+      </w:r>
+    </w:p>
+    <w:p>
+      <w:pPr>
+        <w:jc w:val="center"/>
+      </w:pPr>
+      <w:r>
+        <w:drawing>
+          <wp:inline xmlns:a="http://schemas.openxmlformats.org/drawingml/2006/main" xmlns:pic="http://schemas.openxmlformats.org/drawingml/2006/picture">
+            <wp:extent cx="3931920" cy="3148608"/>
+            <wp:docPr id="1" name="Picture 1"/>
+            <wp:cNvGraphicFramePr>
+              <a:graphicFrameLocks noChangeAspect="1"/>
+            </wp:cNvGraphicFramePr>
+            <a:graphic>
+              <a:graphicData uri="http://schemas.openxmlformats.org/drawingml/2006/picture">
+                <pic:pic>
+                  <pic:nvPicPr>
+                    <pic:cNvPr id="0" name="image.jpg"/>
+                    <pic:cNvPicPr/>
+                  </pic:nvPicPr>
+                  <pic:blipFill>
+                    <a:blip r:embed="rId9"/>
+                    <a:stretch>
+                      <a:fillRect/>
+                    </a:stretch>
+                  </pic:blipFill>
+                  <pic:spPr>
+                    <a:xfrm>
+                      <a:off x="0" y="0"/>
+                      <a:ext cx="3931920" cy="3148608"/>
+                    </a:xfrm>
+                    <a:prstGeom prst="rect"/>
+                  </pic:spPr>
+                </pic:pic>
+              </a:graphicData>
+            </a:graphic>
+          </wp:inline>
+        </w:drawing>
+      </w:r>
+    </w:p>
+    <w:p>
+      <w:r>
+        <w:rPr>
+          <w:color w:val="6A6256"/>
+          <w:sz w:val="17"/>
+        </w:rPr>
+        <w:t>Ford's Theatre, draped in mourning after the assassination, Washington, D.C. — photograph, 1865, public domain (Library of Congress).</w:t>
+      </w:r>
+    </w:p>
+    <w:p>
+      <w:pPr>
+        <w:spacing w:before="160"/>
+      </w:pPr>
+      <w:r>
+        <w:rPr>
+          <w:b/>
+          <w:color w:val="1C1714"/>
+          <w:sz w:val="23"/>
+        </w:rPr>
+        <w:t>SOURCE · LINCOLN'S SECOND INAUGURAL ADDRESS · MARCH 4, 1865  —  The peace he planned</w:t>
+      </w:r>
+    </w:p>
+    <w:p>
+      <w:pPr>
+        <w:ind w:left="432"/>
+      </w:pPr>
+      <w:r>
+        <w:rPr>
           <w:i/>
           <w:color w:val="1C1714"/>
           <w:sz w:val="22"/>
         </w:rPr>
-        <w:t>Five days after the surrender, the man who had promised “malice toward none” was gone. April 1865.</w:t>
+        <w:t>“With malice toward none, with charity for all, with firmness in the right as God gives us to see the right, let us strive on to finish the work we are in, to bind up the nation's wounds … to do all which may achieve and cherish a just and lasting peace among ourselves …”</w:t>
+        <w:br/>
+        <w:t>— Abraham Lincoln, Second Inaugural Address, 1865. Public domain</w:t>
       </w:r>
     </w:p>
     <w:p>
-      <w:pPr>
-        <w:spacing w:after="80"/>
-      </w:pPr>
       <w:r>
         <w:rPr>
-          <w:color w:val="1C1714"/>
-          <w:sz w:val="23"/>
+          <w:color w:val="6A6256"/>
+          <w:sz w:val="17"/>
         </w:rPr>
-        <w:t>How much does history depend on a single person — and what is lost when that person is suddenly taken?</w:t>
+        <w:t>— Abraham Lincoln, Second Inaugural Address, 1865. Public domain.</w:t>
+      </w:r>
+    </w:p>
+    <w:p/>
+    <w:p>
+      <w:r>
+        <w:rPr>
+          <w:b/>
+          <w:color w:val="B1442F"/>
+          <w:sz w:val="26"/>
+        </w:rPr>
+        <w:t>YOUR WORK</w:t>
       </w:r>
     </w:p>
     <w:p>
@@ -123,54 +268,65 @@
       <w:r>
         <w:rPr>
           <w:b/>
-          <w:color w:val="B1442F"/>
-          <w:sz w:val="28"/>
+          <w:color w:val="FFFFFF"/>
+          <w:sz w:val="20"/>
+          <w:shd w:val="clear" w:fill="B1442F"/>
         </w:rPr>
-        <w:t>Good Friday</w:t>
+        <w:t xml:space="preserve">  QUESTION 1  </w:t>
+      </w:r>
+      <w:r>
+        <w:rPr>
+          <w:b/>
+          <w:color w:val="6A6256"/>
+          <w:sz w:val="18"/>
+        </w:rPr>
+        <w:t xml:space="preserve">   STEP 1 · THE PLAN</w:t>
       </w:r>
     </w:p>
     <w:p>
       <w:r>
         <w:rPr>
-          <w:b/>
-          <w:color w:val="6A6256"/>
-          <w:sz w:val="17"/>
+          <w:b w:val="0"/>
+          <w:color w:val="1C1714"/>
+          <w:sz w:val="23"/>
         </w:rPr>
-        <w:t>APRIL 14, 1865</w:t>
+        <w:t>Based on his Second Inaugural, how did Lincoln want the North to treat the defeated South? Quote a phrase that shows his intentions.</w:t>
       </w:r>
     </w:p>
     <w:p>
       <w:pPr>
-        <w:spacing w:after="80"/>
+        <w:spacing w:after="120"/>
       </w:pPr>
       <w:r>
         <w:rPr>
-          <w:color w:val="1C1714"/>
-          <w:sz w:val="23"/>
+          <w:color w:val="9A9286"/>
+          <w:sz w:val="22"/>
         </w:rPr>
-        <w:t>The war was all but over. Richmond had fallen, Lee had surrendered, and a weary, hopeful Lincoln had just been reelected to guide the nation's healing. On the evening of April 14, 1865, he went to Ford's Theatre in Washington to relax.</w:t>
+        <w:t>____________________________________________________________________________________________</w:t>
       </w:r>
     </w:p>
     <w:p>
       <w:pPr>
-        <w:spacing w:after="80"/>
+        <w:spacing w:after="120"/>
       </w:pPr>
       <w:r>
         <w:rPr>
-          <w:color w:val="1C1714"/>
-          <w:sz w:val="23"/>
+          <w:color w:val="9A9286"/>
+          <w:sz w:val="22"/>
         </w:rPr>
-        <w:t>There, actor and Confederate sympathizer John Wilkes Booth shot the president. Lincoln died the next morning. It was the first assassination of an American president — and it came at the worst possible moment.</w:t>
+        <w:t>____________________________________________________________________________________________</w:t>
       </w:r>
     </w:p>
     <w:p>
+      <w:pPr>
+        <w:spacing w:after="120"/>
+      </w:pPr>
       <w:r>
         <w:rPr>
-          <w:i/>
-          <w:color w:val="6A6256"/>
-          <w:sz w:val="17"/>
+          <w:color w:val="9A9286"/>
+          <w:sz w:val="22"/>
         </w:rPr>
-        <w:t>“The Assassination of President Lincoln” at Ford’s Theatre, April 14, 1865 — hand-colored lithograph, Currier &amp; Ives, public domain (Library of Congress).</w:t>
+        <w:t>____________________________________________________________________________________________</w:t>
       </w:r>
     </w:p>
     <w:p>
@@ -180,40 +336,77 @@
       <w:r>
         <w:rPr>
           <w:b/>
-          <w:color w:val="B1442F"/>
-          <w:sz w:val="28"/>
+          <w:color w:val="FFFFFF"/>
+          <w:sz w:val="20"/>
+          <w:shd w:val="clear" w:fill="B1442F"/>
         </w:rPr>
-        <w:t>The Shot That Shook the Nation</w:t>
+        <w:t xml:space="preserve">  QUESTION 2  </w:t>
+      </w:r>
+      <w:r>
+        <w:rPr>
+          <w:b/>
+          <w:color w:val="6A6256"/>
+          <w:sz w:val="18"/>
+        </w:rPr>
+        <w:t xml:space="preserve">   STEP 2 · THE TIMING</w:t>
       </w:r>
     </w:p>
     <w:p>
       <w:r>
         <w:rPr>
-          <w:b/>
-          <w:color w:val="6A6256"/>
-          <w:sz w:val="17"/>
+          <w:b w:val="0"/>
+          <w:color w:val="1C1714"/>
+          <w:sz w:val="23"/>
         </w:rPr>
-        <w:t>FORD'S THEATRE · APRIL 14, 1865</w:t>
+        <w:t>Why was the timing of Lincoln's death — just as the war ended — especially damaging?</w:t>
       </w:r>
     </w:p>
     <w:p>
+      <w:pPr>
+        <w:spacing w:after="40"/>
+        <w:ind w:left="432"/>
+      </w:pPr>
       <w:r>
         <w:rPr>
-          <w:i/>
-          <w:color w:val="1C1714"/>
           <w:sz w:val="22"/>
         </w:rPr>
-        <w:t>Booth waited for a laugh line, slipped into the president's box, and fired a single shot before leaping to the stage below. Later prints dramatized the moment for a shocked public.</w:t>
+        <w:t>☐  A.  he died just as the hard work of rebuilding and securing freedom was about to begin</w:t>
       </w:r>
     </w:p>
     <w:p>
+      <w:pPr>
+        <w:spacing w:after="40"/>
+        <w:ind w:left="432"/>
+      </w:pPr>
       <w:r>
         <w:rPr>
-          <w:i/>
-          <w:color w:val="6A6256"/>
-          <w:sz w:val="17"/>
+          <w:sz w:val="22"/>
         </w:rPr>
-        <w:t>“The Assassination of President Lincoln” at Ford's Theatre, April 14, 1865 — hand-colored lithograph, Currier &amp; Ives, public domain (Library of Congress).</w:t>
+        <w:t>☐  B.  the war was still being lost</w:t>
+      </w:r>
+    </w:p>
+    <w:p>
+      <w:pPr>
+        <w:spacing w:after="40"/>
+        <w:ind w:left="432"/>
+      </w:pPr>
+      <w:r>
+        <w:rPr>
+          <w:sz w:val="22"/>
+        </w:rPr>
+        <w:t>☐  C.  no one else could be president</w:t>
+      </w:r>
+    </w:p>
+    <w:p>
+      <w:pPr>
+        <w:spacing w:after="40"/>
+        <w:ind w:left="432"/>
+      </w:pPr>
+      <w:r>
+        <w:rPr>
+          <w:sz w:val="22"/>
+        </w:rPr>
+        <w:t>☐  D.  it had no real effect</w:t>
       </w:r>
     </w:p>
     <w:p>
@@ -223,40 +416,77 @@
       <w:r>
         <w:rPr>
           <w:b/>
-          <w:color w:val="B1442F"/>
-          <w:sz w:val="28"/>
+          <w:color w:val="FFFFFF"/>
+          <w:sz w:val="20"/>
+          <w:shd w:val="clear" w:fill="B1442F"/>
         </w:rPr>
-        <w:t>A City in Mourning</w:t>
+        <w:t xml:space="preserve">  QUESTION 3  </w:t>
+      </w:r>
+      <w:r>
+        <w:rPr>
+          <w:b/>
+          <w:color w:val="6A6256"/>
+          <w:sz w:val="18"/>
+        </w:rPr>
+        <w:t xml:space="preserve">   STEP 3 · THE CONSEQUENCES</w:t>
       </w:r>
     </w:p>
     <w:p>
       <w:r>
         <w:rPr>
-          <w:b/>
-          <w:color w:val="6A6256"/>
-          <w:sz w:val="17"/>
+          <w:b w:val="0"/>
+          <w:color w:val="1C1714"/>
+          <w:sz w:val="23"/>
         </w:rPr>
-        <w:t>WASHINGTON, D.C., APRIL 1865</w:t>
+        <w:t>Power passed to Andrew Johnson. Explain at least two consequences of Lincoln's death for Reconstruction. How might things have gone differently had he lived?</w:t>
       </w:r>
     </w:p>
     <w:p>
+      <w:pPr>
+        <w:spacing w:after="120"/>
+      </w:pPr>
       <w:r>
         <w:rPr>
-          <w:i/>
-          <w:color w:val="1C1714"/>
+          <w:color w:val="9A9286"/>
           <w:sz w:val="22"/>
         </w:rPr>
-        <w:t>Ford's Theatre, draped in black and guarded, in the days after the assassination. The nation's joy at the war's end turned overnight into grief.</w:t>
+        <w:t>____________________________________________________________________________________________</w:t>
       </w:r>
     </w:p>
     <w:p>
+      <w:pPr>
+        <w:spacing w:after="120"/>
+      </w:pPr>
       <w:r>
         <w:rPr>
-          <w:i/>
-          <w:color w:val="6A6256"/>
-          <w:sz w:val="17"/>
+          <w:color w:val="9A9286"/>
+          <w:sz w:val="22"/>
         </w:rPr>
-        <w:t>Ford's Theatre, draped in mourning after the assassination, Washington, D.C. — photograph, 1865, public domain (Library of Congress).</w:t>
+        <w:t>____________________________________________________________________________________________</w:t>
+      </w:r>
+    </w:p>
+    <w:p>
+      <w:pPr>
+        <w:spacing w:after="120"/>
+      </w:pPr>
+      <w:r>
+        <w:rPr>
+          <w:color w:val="9A9286"/>
+          <w:sz w:val="22"/>
+        </w:rPr>
+        <w:t>____________________________________________________________________________________________</w:t>
+      </w:r>
+    </w:p>
+    <w:p>
+      <w:pPr>
+        <w:spacing w:after="120"/>
+      </w:pPr>
+      <w:r>
+        <w:rPr>
+          <w:color w:val="9A9286"/>
+          <w:sz w:val="22"/>
+        </w:rPr>
+        <w:t>____________________________________________________________________________________________</w:t>
       </w:r>
     </w:p>
     <w:p>
@@ -266,147 +496,91 @@
       <w:r>
         <w:rPr>
           <w:b/>
-          <w:color w:val="B1442F"/>
-          <w:sz w:val="28"/>
+          <w:color w:val="FFFFFF"/>
+          <w:sz w:val="20"/>
+          <w:shd w:val="clear" w:fill="B1442F"/>
         </w:rPr>
-        <w:t>“With Malice Toward None”</w:t>
+        <w:t xml:space="preserve">  QUESTION 4  </w:t>
+      </w:r>
+      <w:r>
+        <w:rPr>
+          <w:b/>
+          <w:color w:val="6A6256"/>
+          <w:sz w:val="18"/>
+        </w:rPr>
+        <w:t xml:space="preserve">   STEP 4 · HOW MUCH DEPENDS ON ONE PERSON?</w:t>
       </w:r>
     </w:p>
     <w:p>
       <w:r>
         <w:rPr>
-          <w:b/>
-          <w:color w:val="6A6256"/>
-          <w:sz w:val="17"/>
+          <w:b w:val="0"/>
+          <w:color w:val="1C1714"/>
+          <w:sz w:val="23"/>
         </w:rPr>
-        <w:t>THE MAN WHO WAS LOST</w:t>
+        <w:t>Historians debate how much one individual changes history. In three or four sentences, argue how much you think the outcome of Reconstruction depended on the loss of this one man.</w:t>
       </w:r>
     </w:p>
     <w:p>
       <w:pPr>
-        <w:spacing w:after="80"/>
+        <w:spacing w:after="120"/>
       </w:pPr>
       <w:r>
         <w:rPr>
-          <w:color w:val="1C1714"/>
-          <w:sz w:val="23"/>
+          <w:color w:val="9A9286"/>
+          <w:sz w:val="22"/>
         </w:rPr>
-        <w:t>Just weeks earlier, in his Second Inaugural Address, Lincoln had laid out his vision for peace: “With malice toward none, with charity for all … let us strive on to finish the work … to bind up the nation's wounds.”</w:t>
+        <w:t>____________________________________________________________________________________________</w:t>
       </w:r>
     </w:p>
     <w:p>
       <w:pPr>
-        <w:spacing w:after="80"/>
+        <w:spacing w:after="120"/>
       </w:pPr>
       <w:r>
         <w:rPr>
-          <w:color w:val="1C1714"/>
-          <w:sz w:val="23"/>
+          <w:color w:val="9A9286"/>
+          <w:sz w:val="22"/>
         </w:rPr>
-        <w:t>He wanted a reconstruction that was firm but forgiving — one that would bring the South back while securing freedom for the formerly enslaved. His unique authority, political skill, and moral standing might have steered that difficult path.</w:t>
-      </w:r>
-    </w:p>
-    <w:p>
-      <w:r>
-        <w:rPr>
-          <w:i/>
-          <w:color w:val="6A6256"/>
-          <w:sz w:val="17"/>
-        </w:rPr>
-        <w:t>Ford’s Theatre, draped in mourning after the assassination, Washington, D.C. — photograph, 1865, public domain (Library of Congress).</w:t>
+        <w:t>____________________________________________________________________________________________</w:t>
       </w:r>
     </w:p>
     <w:p>
       <w:pPr>
-        <w:spacing w:before="200"/>
+        <w:spacing w:after="120"/>
       </w:pPr>
       <w:r>
         <w:rPr>
-          <w:b/>
-          <w:color w:val="B1442F"/>
-          <w:sz w:val="28"/>
+          <w:color w:val="9A9286"/>
+          <w:sz w:val="22"/>
         </w:rPr>
-        <w:t>A Harder Road for Reconstruction</w:t>
-      </w:r>
-    </w:p>
-    <w:p>
-      <w:r>
-        <w:rPr>
-          <w:b/>
-          <w:color w:val="6A6256"/>
-          <w:sz w:val="17"/>
-        </w:rPr>
-        <w:t>THE CONSEQUENCE</w:t>
+        <w:t>____________________________________________________________________________________________</w:t>
       </w:r>
     </w:p>
     <w:p>
       <w:pPr>
-        <w:spacing w:after="80"/>
+        <w:spacing w:after="120"/>
       </w:pPr>
       <w:r>
         <w:rPr>
-          <w:color w:val="1C1714"/>
-          <w:sz w:val="23"/>
+          <w:color w:val="9A9286"/>
+          <w:sz w:val="22"/>
         </w:rPr>
-        <w:t>Power now passed to Vice President Andrew Johnson — a Southern Unionist who lacked Lincoln's vision, skill, and commitment to Black freedom. Johnson clashed bitterly with Congress, was impeached, and oversaw a Reconstruction that failed to protect the rights it had promised.</w:t>
+        <w:t>____________________________________________________________________________________________</w:t>
       </w:r>
     </w:p>
     <w:p>
       <w:pPr>
-        <w:spacing w:after="80"/>
+        <w:spacing w:after="120"/>
       </w:pPr>
       <w:r>
         <w:rPr>
-          <w:color w:val="1C1714"/>
-          <w:sz w:val="23"/>
+          <w:color w:val="9A9286"/>
+          <w:sz w:val="22"/>
         </w:rPr>
-        <w:t>Historians call this a question of consequence: Lincoln's death didn't just end a life — it removed the one leader who might have guided Reconstruction toward a more just outcome. The assassin's bullet shaped the next twelve years, and beyond.</w:t>
+        <w:t>____________________________________________________________________________________________</w:t>
       </w:r>
     </w:p>
-    <w:p>
-      <w:r>
-        <w:rPr>
-          <w:i/>
-          <w:color w:val="6A6256"/>
-          <w:sz w:val="17"/>
-        </w:rPr>
-        <w:t>Turning points, 1863–65 — map, © ShadowDog Digital Studios (SDS Digital Collection).</w:t>
-      </w:r>
-    </w:p>
-    <w:p>
-      <w:pPr>
-        <w:spacing w:before="200"/>
-      </w:pPr>
-      <w:r>
-        <w:rPr>
-          <w:b/>
-          <w:color w:val="B1442F"/>
-          <w:sz w:val="28"/>
-        </w:rPr>
-        <w:t>Trace the Consequences</w:t>
-      </w:r>
-    </w:p>
-    <w:p>
-      <w:r>
-        <w:rPr>
-          <w:b/>
-          <w:color w:val="6A6256"/>
-          <w:sz w:val="17"/>
-        </w:rPr>
-        <w:t>YOUR TURN</w:t>
-      </w:r>
-    </w:p>
-    <w:p>
-      <w:r>
-        <w:rPr>
-          <w:i/>
-          <w:color w:val="1C1714"/>
-          <w:sz w:val="22"/>
-        </w:rPr>
-        <w:t>You'll read Lincoln's own words about the peace he wanted and practice reasoning about consequence — asking how his death changed the course of Reconstruction.</w:t>
-      </w:r>
-    </w:p>
-    <w:p/>
     <w:p>
       <w:pPr>
         <w:jc w:val="center"/>
@@ -419,9 +593,160 @@
         <w:t>Promise &amp; Practice · ShadowDog Digital Studios · Unit 2</w:t>
       </w:r>
     </w:p>
+    <w:p>
+      <w:r>
+        <w:br w:type="page"/>
+      </w:r>
+    </w:p>
+    <w:tbl>
+      <w:tblPr>
+        <w:tblW w:type="auto" w:w="0"/>
+        <w:tblLayout w:type="autofit"/>
+        <w:tblLook w:firstColumn="1" w:firstRow="1" w:lastColumn="0" w:lastRow="0" w:noHBand="0" w:noVBand="1" w:val="04A0"/>
+      </w:tblPr>
+      <w:tblGrid>
+        <w:gridCol w:w="10224"/>
+      </w:tblGrid>
+      <w:tr>
+        <w:tc>
+          <w:tcPr>
+            <w:tcW w:type="dxa" w:w="10224"/>
+            <w:shd w:val="clear" w:fill="2c2219"/>
+          </w:tcPr>
+          <w:p>
+            <w:r>
+              <w:rPr>
+                <w:b/>
+                <w:color w:val="F0A184"/>
+                <w:sz w:val="28"/>
+              </w:rPr>
+              <w:t>TEACHER ANSWER KEY  —  Lincoln's Assassination — A House Divided</w:t>
+            </w:r>
+          </w:p>
+        </w:tc>
+      </w:tr>
+    </w:tbl>
+    <w:p/>
+    <w:p>
+      <w:r>
+        <w:rPr>
+          <w:b/>
+          <w:color w:val="B1442F"/>
+          <w:sz w:val="22"/>
+        </w:rPr>
+        <w:t xml:space="preserve">QUESTION 1:  </w:t>
+      </w:r>
+      <w:r>
+        <w:rPr>
+          <w:sz w:val="22"/>
+        </w:rPr>
+        <w:t>Open response.</w:t>
+      </w:r>
+    </w:p>
+    <w:p>
+      <w:pPr>
+        <w:ind w:left="432"/>
+      </w:pPr>
+      <w:r>
+        <w:rPr>
+          <w:i/>
+          <w:color w:val="6A6256"/>
+          <w:sz w:val="21"/>
+        </w:rPr>
+        <w:t>Look for a response along the lines of: “Lincoln wanted…, as shown by the phrase “…”.”</w:t>
+      </w:r>
+    </w:p>
+    <w:p>
+      <w:r>
+        <w:rPr>
+          <w:b/>
+          <w:color w:val="B1442F"/>
+          <w:sz w:val="22"/>
+        </w:rPr>
+        <w:t xml:space="preserve">QUESTION 2:  </w:t>
+      </w:r>
+      <w:r>
+        <w:rPr>
+          <w:b/>
+          <w:sz w:val="22"/>
+        </w:rPr>
+        <w:t>Correct — A. he died just as the hard work of rebuilding and securing freedom was about to begin</w:t>
+      </w:r>
+    </w:p>
+    <w:p>
+      <w:pPr>
+        <w:ind w:left="432"/>
+      </w:pPr>
+      <w:r>
+        <w:rPr>
+          <w:i/>
+          <w:color w:val="6A6256"/>
+          <w:sz w:val="21"/>
+        </w:rPr>
+        <w:t>Right. He was killed exactly when the nation most needed wise leadership to rebuild and to secure freedom — and that leadership passed to a far weaker successor.</w:t>
+      </w:r>
+    </w:p>
+    <w:p>
+      <w:r>
+        <w:rPr>
+          <w:b/>
+          <w:color w:val="B1442F"/>
+          <w:sz w:val="22"/>
+        </w:rPr>
+        <w:t xml:space="preserve">QUESTION 3:  </w:t>
+      </w:r>
+      <w:r>
+        <w:rPr>
+          <w:sz w:val="22"/>
+        </w:rPr>
+        <w:t>Open response.</w:t>
+      </w:r>
+    </w:p>
+    <w:p>
+      <w:pPr>
+        <w:ind w:left="432"/>
+      </w:pPr>
+      <w:r>
+        <w:rPr>
+          <w:i/>
+          <w:color w:val="6A6256"/>
+          <w:sz w:val="21"/>
+        </w:rPr>
+        <w:t>Look for a response along the lines of: “Because Lincoln died, …. Had he lived, …”</w:t>
+      </w:r>
+    </w:p>
+    <w:p>
+      <w:r>
+        <w:rPr>
+          <w:b/>
+          <w:color w:val="B1442F"/>
+          <w:sz w:val="22"/>
+        </w:rPr>
+        <w:t xml:space="preserve">QUESTION 4:  </w:t>
+      </w:r>
+      <w:r>
+        <w:rPr>
+          <w:sz w:val="22"/>
+        </w:rPr>
+        <w:t>Open response.</w:t>
+      </w:r>
+    </w:p>
+    <w:p>
+      <w:pPr>
+        <w:ind w:left="432"/>
+      </w:pPr>
+      <w:r>
+        <w:rPr>
+          <w:i/>
+          <w:color w:val="6A6256"/>
+          <w:sz w:val="21"/>
+        </w:rPr>
+        <w:t>Look for a response along the lines of: “I think Lincoln's death mattered ___ to Reconstruction because…”</w:t>
+      </w:r>
+    </w:p>
     <w:sectPr>
       <w:pgSz w:w="12240" w:h="15840"/>
-      <w:pgMar w:top="1152" w:right="1152" w:bottom="1152" w:left="1152" w:header="720" w:footer="720" w:gutter="0"/>
+      <w:pgMar w:top="1008" w:right="1008" w:bottom="1008" w:left="1008" w:header="720" w:footer="720" w:gutter="0"/>
       <w:cols w:space="720"/>
       <w:docGrid w:linePitch="360"/>
     </w:sectPr>
